--- a/docs/weekly/2026-W34_當週鐵人新知與文章整理_中文版.docx
+++ b/docs/weekly/2026-W34_當週鐵人新知與文章整理_中文版.docx
@@ -13,7 +13,7 @@
           <w:color w:val="1F4D78"/>
           <w:sz w:val="44"/>
         </w:rPr>
-        <w:t>鐵人三項當週新知與文章整理 (W33) - 中文版</w:t>
+        <w:t>鐵人三項當週新知與文章整理 (W34) - 中文版</w:t>
       </w:r>
     </w:p>
     <w:p>
@@ -27,7 +27,7 @@
           <w:color w:val="555555"/>
           <w:sz w:val="19"/>
         </w:rPr>
-        <w:t>彙整時間：2026-08-16 17:12:57　｜　時間範圍：過去 7 天</w:t>
+        <w:t>彙整時間：2026-08-17 09:00:18　｜　時間範圍：過去 7 天</w:t>
         <w:br/>
         <w:t>來源網站：Slowtwitch, Triathlete, 220 Triathlon, TrainingPeaks, Joe Friel (已翻譯為繁體中文)</w:t>
       </w:r>
@@ -1039,7 +1039,7 @@
             <w:rFonts w:ascii="Calibri" w:hAnsi="Calibri" w:eastAsia="Microsoft JhengHei"/>
             <w:sz w:val="22"/>
           </w:rPr>
-          <w:t>禁食訓練有哪些好處（和缺點）？教練分享你需要知道的一切</w:t>
+          <w:t>What are the benefits (and disadvantages) of fasted training? Coach shares all you need to know</w:t>
         </w:r>
       </w:hyperlink>
     </w:p>
@@ -1997,7 +1997,7 @@
           <w:color w:val="595959"/>
           <w:sz w:val="19"/>
         </w:rPr>
-        <w:t xml:space="preserve">【220 Triathlon | 2026-08-16】 </w:t>
+        <w:t xml:space="preserve">【Triathlete Magazine | 2026-08-17】 </w:t>
       </w:r>
       <w:hyperlink w:rId="rId29">
         <w:r>
@@ -2008,7 +2008,7 @@
             <w:rFonts w:ascii="Calibri" w:hAnsi="Calibri" w:eastAsia="Microsoft JhengHei"/>
             <w:sz w:val="22"/>
           </w:rPr>
-          <w:t>「我飛出去了。我真的感覺很好！」Julie Derron 追趕 Kate Waugh 在溫哥華奪得 T100 職業賽季首場勝利</w:t>
+          <w:t>Julie Derron 在 T100 巡迴賽中贏得杆位並贏得溫哥華大師賽冠軍</w:t>
         </w:r>
       </w:hyperlink>
     </w:p>
@@ -2025,7 +2025,7 @@
           <w:color w:val="777777"/>
           <w:sz w:val="17"/>
         </w:rPr>
-        <w:t>原名: “I was flying out there. I really felt good!” Julie Derron chases down Kate Waugh to take first T100 pro season win in Vancouver</w:t>
+        <w:t>原名: Julie Derron Takes Pole Position in T100 Tour With Vancouver Masterclass Win</w:t>
       </w:r>
     </w:p>
     <w:p>
@@ -2056,7 +2056,7 @@
           <w:color w:val="333333"/>
           <w:sz w:val="19"/>
         </w:rPr>
-        <w:t>1. 瑞士名將朱莉婭·德隆（Julia Derron）（瑞士）追趕回歸的英國T100世界冠軍凱特·沃（Kate Waugh）（英國），在溫哥華取得了本賽季首個T100勝利；</w:t>
+        <w:t>1. 在女子T100世界巡迴賽的第三場比賽中，朱莉·德隆（Julie Derron）的表現堪稱完美，輕鬆擊敗了歸來的凱特·沃（Kate Waugh）；</w:t>
       </w:r>
     </w:p>
     <w:p>
@@ -2072,7 +2072,7 @@
           <w:color w:val="333333"/>
           <w:sz w:val="19"/>
         </w:rPr>
-        <w:t>2. 喬治亞‧泰勒-布朗 (Georgia Taylor-Brown)；</w:t>
+        <w:t>2. 閱讀 Julie Derron Takes Pole 的完整文章；</w:t>
       </w:r>
     </w:p>
     <w:p>
@@ -2089,21 +2089,6 @@
           <w:sz w:val="19"/>
         </w:rPr>
         <w:t>3. 提供鐵人三項選手在實務備賽、運動防傷與體能恢復上的具體應用指導。。</w:t>
-      </w:r>
-    </w:p>
-    <w:p>
-      <w:pPr>
-        <w:keepNext/>
-        <w:spacing w:before="320" w:after="160"/>
-      </w:pPr>
-      <w:r>
-        <w:rPr>
-          <w:rFonts w:ascii="Calibri" w:hAnsi="Calibri" w:eastAsia="Microsoft JhengHei"/>
-          <w:b/>
-          <w:color w:val="1F4D78"/>
-          <w:sz w:val="30"/>
-        </w:rPr>
-        <w:t>補給與恢復 (Fueling &amp; Recovery)</w:t>
       </w:r>
     </w:p>
     <w:p>
@@ -2129,6 +2114,127 @@
             <w:rFonts w:ascii="Calibri" w:hAnsi="Calibri" w:eastAsia="Microsoft JhengHei"/>
             <w:sz w:val="22"/>
           </w:rPr>
+          <w:t>「我飛出去了。我真的感覺很好！」Julie Derron 追趕 Kate Waugh 在溫哥華奪得 T100 職業賽季首場勝利</w:t>
+        </w:r>
+      </w:hyperlink>
+    </w:p>
+    <w:p>
+      <w:pPr>
+        <w:spacing w:after="40"/>
+        <w:ind w:left="360"/>
+      </w:pPr>
+      <w:r>
+        <w:rPr>
+          <w:rFonts w:ascii="Calibri" w:hAnsi="Calibri" w:eastAsia="Microsoft JhengHei"/>
+          <w:b w:val="0"/>
+          <w:i/>
+          <w:color w:val="777777"/>
+          <w:sz w:val="17"/>
+        </w:rPr>
+        <w:t>原名: “I was flying out there. I really felt good!” Julie Derron chases down Kate Waugh to take first T100 pro season win in Vancouver</w:t>
+      </w:r>
+    </w:p>
+    <w:p>
+      <w:pPr>
+        <w:spacing w:after="40"/>
+        <w:ind w:left="360"/>
+      </w:pPr>
+      <w:r>
+        <w:rPr>
+          <w:rFonts w:ascii="Calibri" w:hAnsi="Calibri" w:eastAsia="Microsoft JhengHei"/>
+          <w:b/>
+          <w:color w:val="1F4D78"/>
+          <w:sz w:val="19"/>
+        </w:rPr>
+        <w:t>💡 【繁體中文 3 大重點摘要】：</w:t>
+      </w:r>
+    </w:p>
+    <w:p>
+      <w:pPr>
+        <w:pStyle w:val="ListBullet"/>
+        <w:spacing w:after="40"/>
+        <w:ind w:left="576"/>
+      </w:pPr>
+      <w:r>
+        <w:rPr>
+          <w:rFonts w:ascii="Calibri" w:hAnsi="Calibri" w:eastAsia="Microsoft JhengHei"/>
+          <w:b w:val="0"/>
+          <w:color w:val="333333"/>
+          <w:sz w:val="19"/>
+        </w:rPr>
+        <w:t>1. 瑞士名將朱莉婭·德隆（Julia Derron）（瑞士）追趕回歸的英國T100世界冠軍凱特·沃（Kate Waugh）（英國），在溫哥華取得了本賽季首個T100勝利；</w:t>
+      </w:r>
+    </w:p>
+    <w:p>
+      <w:pPr>
+        <w:pStyle w:val="ListBullet"/>
+        <w:spacing w:after="40"/>
+        <w:ind w:left="576"/>
+      </w:pPr>
+      <w:r>
+        <w:rPr>
+          <w:rFonts w:ascii="Calibri" w:hAnsi="Calibri" w:eastAsia="Microsoft JhengHei"/>
+          <w:b w:val="0"/>
+          <w:color w:val="333333"/>
+          <w:sz w:val="19"/>
+        </w:rPr>
+        <w:t>2. 喬治亞‧泰勒-布朗 (Georgia Taylor-Brown)；</w:t>
+      </w:r>
+    </w:p>
+    <w:p>
+      <w:pPr>
+        <w:pStyle w:val="ListBullet"/>
+        <w:spacing w:after="40"/>
+        <w:ind w:left="576"/>
+      </w:pPr>
+      <w:r>
+        <w:rPr>
+          <w:rFonts w:ascii="Calibri" w:hAnsi="Calibri" w:eastAsia="Microsoft JhengHei"/>
+          <w:b w:val="0"/>
+          <w:color w:val="333333"/>
+          <w:sz w:val="19"/>
+        </w:rPr>
+        <w:t>3. 提供鐵人三項選手在實務備賽、運動防傷與體能恢復上的具體應用指導。。</w:t>
+      </w:r>
+    </w:p>
+    <w:p>
+      <w:pPr>
+        <w:keepNext/>
+        <w:spacing w:before="320" w:after="160"/>
+      </w:pPr>
+      <w:r>
+        <w:rPr>
+          <w:rFonts w:ascii="Calibri" w:hAnsi="Calibri" w:eastAsia="Microsoft JhengHei"/>
+          <w:b/>
+          <w:color w:val="1F4D78"/>
+          <w:sz w:val="30"/>
+        </w:rPr>
+        <w:t>補給與恢復 (Fueling &amp; Recovery)</w:t>
+      </w:r>
+    </w:p>
+    <w:p>
+      <w:pPr>
+        <w:keepNext/>
+        <w:spacing w:before="160" w:after="40"/>
+      </w:pPr>
+      <w:r>
+        <w:rPr>
+          <w:rFonts w:ascii="Calibri" w:hAnsi="Calibri" w:eastAsia="Microsoft JhengHei"/>
+          <w:b/>
+          <w:color w:val="595959"/>
+          <w:sz w:val="19"/>
+        </w:rPr>
+        <w:t xml:space="preserve">【220 Triathlon | 2026-08-16】 </w:t>
+      </w:r>
+      <w:hyperlink w:rId="rId31">
+        <w:r>
+          <w:rPr>
+            <w:color w:val="1F4D78"/>
+            <w:u w:val="single"/>
+            <w:b/>
+            <w:rFonts w:ascii="Calibri" w:hAnsi="Calibri" w:eastAsia="Microsoft JhengHei"/>
+            <w:sz w:val="22"/>
+          </w:rPr>
           <w:t>「今天天氣真好，風很大！」勞拉·菲利普 (Laura Philipp) 領先卡爾瑪 (Ironman Kalmar) 18 分鐘獲勝</w:t>
         </w:r>
       </w:hyperlink>
@@ -2226,7 +2332,7 @@
         </w:rPr>
         <w:t xml:space="preserve">【Slowtwitch | 2026-08-16】 </w:t>
       </w:r>
-      <w:hyperlink w:rId="rId31">
+      <w:hyperlink w:rId="rId32">
         <w:r>
           <w:rPr>
             <w:color w:val="1F4D78"/>
@@ -2332,7 +2438,7 @@
         </w:rPr>
         <w:t xml:space="preserve">【Triathlete Magazine | 2026-08-16】 </w:t>
       </w:r>
-      <w:hyperlink w:rId="rId32">
+      <w:hyperlink w:rId="rId33">
         <w:r>
           <w:rPr>
             <w:color w:val="1F4D78"/>
@@ -2438,7 +2544,7 @@
         </w:rPr>
         <w:t xml:space="preserve">【Slowtwitch | 2026-08-15】 </w:t>
       </w:r>
-      <w:hyperlink w:rId="rId33">
+      <w:hyperlink w:rId="rId34">
         <w:r>
           <w:rPr>
             <w:color w:val="1F4D78"/>
@@ -2544,7 +2650,7 @@
         </w:rPr>
         <w:t xml:space="preserve">【220 Triathlon | 2026-08-15】 </w:t>
       </w:r>
-      <w:hyperlink w:rId="rId34">
+      <w:hyperlink w:rId="rId35">
         <w:r>
           <w:rPr>
             <w:color w:val="1F4D78"/>
@@ -2618,112 +2724,6 @@
           <w:sz w:val="19"/>
         </w:rPr>
         <w:t>2. 分析來自 220 Triathlon 針對 補給與恢復 (Fueling &amp; Recovery) 項目的關鍵訓練與器材建議。；</w:t>
-      </w:r>
-    </w:p>
-    <w:p>
-      <w:pPr>
-        <w:pStyle w:val="ListBullet"/>
-        <w:spacing w:after="40"/>
-        <w:ind w:left="576"/>
-      </w:pPr>
-      <w:r>
-        <w:rPr>
-          <w:rFonts w:ascii="Calibri" w:hAnsi="Calibri" w:eastAsia="Microsoft JhengHei"/>
-          <w:b w:val="0"/>
-          <w:color w:val="333333"/>
-          <w:sz w:val="19"/>
-        </w:rPr>
-        <w:t>3. 提供鐵人三項選手在實務備賽、運動防傷與體能恢復上的具體應用指導。。</w:t>
-      </w:r>
-    </w:p>
-    <w:p>
-      <w:pPr>
-        <w:keepNext/>
-        <w:spacing w:before="160" w:after="40"/>
-      </w:pPr>
-      <w:r>
-        <w:rPr>
-          <w:rFonts w:ascii="Calibri" w:hAnsi="Calibri" w:eastAsia="Microsoft JhengHei"/>
-          <w:b/>
-          <w:color w:val="595959"/>
-          <w:sz w:val="19"/>
-        </w:rPr>
-        <w:t xml:space="preserve">【Slowtwitch | 2026-08-15】 </w:t>
-      </w:r>
-      <w:hyperlink w:rId="rId35">
-        <w:r>
-          <w:rPr>
-            <w:color w:val="1F4D78"/>
-            <w:u w:val="single"/>
-            <w:b/>
-            <w:rFonts w:ascii="Calibri" w:hAnsi="Calibri" w:eastAsia="Microsoft JhengHei"/>
-            <w:sz w:val="22"/>
-          </w:rPr>
-          <w:t>帕金森氏症不會獲勝：大衛沃克 (David Walker) 在溫哥華 T100 的比賽中再勝一籌</w:t>
-        </w:r>
-      </w:hyperlink>
-    </w:p>
-    <w:p>
-      <w:pPr>
-        <w:spacing w:after="40"/>
-        <w:ind w:left="360"/>
-      </w:pPr>
-      <w:r>
-        <w:rPr>
-          <w:rFonts w:ascii="Calibri" w:hAnsi="Calibri" w:eastAsia="Microsoft JhengHei"/>
-          <w:b w:val="0"/>
-          <w:i/>
-          <w:color w:val="777777"/>
-          <w:sz w:val="17"/>
-        </w:rPr>
-        <w:t>原名: Parkinson’s Isn’t Going to Win: One More for David Walker at T100 Vancouver</w:t>
-      </w:r>
-    </w:p>
-    <w:p>
-      <w:pPr>
-        <w:spacing w:after="40"/>
-        <w:ind w:left="360"/>
-      </w:pPr>
-      <w:r>
-        <w:rPr>
-          <w:rFonts w:ascii="Calibri" w:hAnsi="Calibri" w:eastAsia="Microsoft JhengHei"/>
-          <w:b/>
-          <w:color w:val="1F4D78"/>
-          <w:sz w:val="19"/>
-        </w:rPr>
-        <w:t>💡 【繁體中文 3 大重點摘要】：</w:t>
-      </w:r>
-    </w:p>
-    <w:p>
-      <w:pPr>
-        <w:pStyle w:val="ListBullet"/>
-        <w:spacing w:after="40"/>
-        <w:ind w:left="576"/>
-      </w:pPr>
-      <w:r>
-        <w:rPr>
-          <w:rFonts w:ascii="Calibri" w:hAnsi="Calibri" w:eastAsia="Microsoft JhengHei"/>
-          <w:b w:val="0"/>
-          <w:color w:val="333333"/>
-          <w:sz w:val="19"/>
-        </w:rPr>
-        <w:t>1. 這位76歲的老人確定帕金森氏症不會在他康復後告訴他，他回來參加最後一次鐵人三項比賽；</w:t>
-      </w:r>
-    </w:p>
-    <w:p>
-      <w:pPr>
-        <w:pStyle w:val="ListBullet"/>
-        <w:spacing w:after="40"/>
-        <w:ind w:left="576"/>
-      </w:pPr>
-      <w:r>
-        <w:rPr>
-          <w:rFonts w:ascii="Calibri" w:hAnsi="Calibri" w:eastAsia="Microsoft JhengHei"/>
-          <w:b w:val="0"/>
-          <w:color w:val="333333"/>
-          <w:sz w:val="19"/>
-        </w:rPr>
-        <w:t>2. 帕金森氏症不會觸發：大衛沃克（David Walker）在T100溫哥華首場比賽中再獲殊榮；</w:t>
       </w:r>
     </w:p>
     <w:p>
@@ -2765,7 +2765,7 @@
             <w:rFonts w:ascii="Calibri" w:hAnsi="Calibri" w:eastAsia="Microsoft JhengHei"/>
             <w:sz w:val="22"/>
           </w:rPr>
-          <w:t>2026 年萊德維爾 100 登山車賽即將到來</w:t>
+          <w:t>帕金森氏症不會獲勝：大衛沃克 (David Walker) 在溫哥華 T100 的比賽中再勝一籌</w:t>
         </w:r>
       </w:hyperlink>
     </w:p>
@@ -2782,7 +2782,7 @@
           <w:color w:val="777777"/>
           <w:sz w:val="17"/>
         </w:rPr>
-        <w:t>原名: The 2026 Leadville 100 MTB Cometh</w:t>
+        <w:t>原名: Parkinson’s Isn’t Going to Win: One More for David Walker at T100 Vancouver</w:t>
       </w:r>
     </w:p>
     <w:p>
@@ -2813,7 +2813,7 @@
           <w:color w:val="333333"/>
           <w:sz w:val="19"/>
         </w:rPr>
-        <w:t>1. 第32屆「跨越天空的競賽」將於本週末回歸；</w:t>
+        <w:t>1. 這位76歲的老人確定帕金森氏症不會在他康復後告訴他，他回來參加最後一次鐵人三項比賽；</w:t>
       </w:r>
     </w:p>
     <w:p>
@@ -2829,7 +2829,7 @@
           <w:color w:val="333333"/>
           <w:sz w:val="19"/>
         </w:rPr>
-        <w:t>2. 貼文《The 2026 Leadville 100 MTB Cometh》首次出現在 Slowtwitch News 上；</w:t>
+        <w:t>2. 帕金森氏症不會觸發：大衛沃克（David Walker）在T100溫哥華首場比賽中再獲殊榮；</w:t>
       </w:r>
     </w:p>
     <w:p>
@@ -2871,7 +2871,113 @@
             <w:rFonts w:ascii="Calibri" w:hAnsi="Calibri" w:eastAsia="Microsoft JhengHei"/>
             <w:sz w:val="22"/>
           </w:rPr>
-          <w:t>通往起跑線的三條路：Paula Findlay、Georgia Taylor-Brown 和 Kate Waugh 談 Racing T100 溫哥華</w:t>
+          <w:t>2026 年萊德維爾 100 登山車賽即將到來</w:t>
+        </w:r>
+      </w:hyperlink>
+    </w:p>
+    <w:p>
+      <w:pPr>
+        <w:spacing w:after="40"/>
+        <w:ind w:left="360"/>
+      </w:pPr>
+      <w:r>
+        <w:rPr>
+          <w:rFonts w:ascii="Calibri" w:hAnsi="Calibri" w:eastAsia="Microsoft JhengHei"/>
+          <w:b w:val="0"/>
+          <w:i/>
+          <w:color w:val="777777"/>
+          <w:sz w:val="17"/>
+        </w:rPr>
+        <w:t>原名: The 2026 Leadville 100 MTB Cometh</w:t>
+      </w:r>
+    </w:p>
+    <w:p>
+      <w:pPr>
+        <w:spacing w:after="40"/>
+        <w:ind w:left="360"/>
+      </w:pPr>
+      <w:r>
+        <w:rPr>
+          <w:rFonts w:ascii="Calibri" w:hAnsi="Calibri" w:eastAsia="Microsoft JhengHei"/>
+          <w:b/>
+          <w:color w:val="1F4D78"/>
+          <w:sz w:val="19"/>
+        </w:rPr>
+        <w:t>💡 【繁體中文 3 大重點摘要】：</w:t>
+      </w:r>
+    </w:p>
+    <w:p>
+      <w:pPr>
+        <w:pStyle w:val="ListBullet"/>
+        <w:spacing w:after="40"/>
+        <w:ind w:left="576"/>
+      </w:pPr>
+      <w:r>
+        <w:rPr>
+          <w:rFonts w:ascii="Calibri" w:hAnsi="Calibri" w:eastAsia="Microsoft JhengHei"/>
+          <w:b w:val="0"/>
+          <w:color w:val="333333"/>
+          <w:sz w:val="19"/>
+        </w:rPr>
+        <w:t>1. 第32屆「跨越天空的競賽」將於本週末回歸；</w:t>
+      </w:r>
+    </w:p>
+    <w:p>
+      <w:pPr>
+        <w:pStyle w:val="ListBullet"/>
+        <w:spacing w:after="40"/>
+        <w:ind w:left="576"/>
+      </w:pPr>
+      <w:r>
+        <w:rPr>
+          <w:rFonts w:ascii="Calibri" w:hAnsi="Calibri" w:eastAsia="Microsoft JhengHei"/>
+          <w:b w:val="0"/>
+          <w:color w:val="333333"/>
+          <w:sz w:val="19"/>
+        </w:rPr>
+        <w:t>2. 貼文《The 2026 Leadville 100 MTB Cometh》首次出現在 Slowtwitch News 上；</w:t>
+      </w:r>
+    </w:p>
+    <w:p>
+      <w:pPr>
+        <w:pStyle w:val="ListBullet"/>
+        <w:spacing w:after="40"/>
+        <w:ind w:left="576"/>
+      </w:pPr>
+      <w:r>
+        <w:rPr>
+          <w:rFonts w:ascii="Calibri" w:hAnsi="Calibri" w:eastAsia="Microsoft JhengHei"/>
+          <w:b w:val="0"/>
+          <w:color w:val="333333"/>
+          <w:sz w:val="19"/>
+        </w:rPr>
+        <w:t>3. 提供鐵人三項選手在實務備賽、運動防傷與體能恢復上的具體應用指導。。</w:t>
+      </w:r>
+    </w:p>
+    <w:p>
+      <w:pPr>
+        <w:keepNext/>
+        <w:spacing w:before="160" w:after="40"/>
+      </w:pPr>
+      <w:r>
+        <w:rPr>
+          <w:rFonts w:ascii="Calibri" w:hAnsi="Calibri" w:eastAsia="Microsoft JhengHei"/>
+          <w:b/>
+          <w:color w:val="595959"/>
+          <w:sz w:val="19"/>
+        </w:rPr>
+        <w:t xml:space="preserve">【Slowtwitch | 2026-08-15】 </w:t>
+      </w:r>
+      <w:hyperlink w:rId="rId38">
+        <w:r>
+          <w:rPr>
+            <w:color w:val="1F4D78"/>
+            <w:u w:val="single"/>
+            <w:b/>
+            <w:rFonts w:ascii="Calibri" w:hAnsi="Calibri" w:eastAsia="Microsoft JhengHei"/>
+            <w:sz w:val="22"/>
+          </w:rPr>
+          <w:t>Three Roads to the Start Line: Paula Findlay, Georgia Taylor-Brown and Kate Waugh on Racing T100 Vancouver</w:t>
         </w:r>
       </w:hyperlink>
     </w:p>
@@ -2968,7 +3074,7 @@
         </w:rPr>
         <w:t xml:space="preserve">【220 Triathlon | 2026-08-14】 </w:t>
       </w:r>
-      <w:hyperlink w:rId="rId38">
+      <w:hyperlink w:rId="rId39">
         <w:r>
           <w:rPr>
             <w:color w:val="1F4D78"/>
@@ -3074,7 +3180,7 @@
         </w:rPr>
         <w:t xml:space="preserve">【Triathlete Magazine | 2026-08-14】 </w:t>
       </w:r>
-      <w:hyperlink w:rId="rId39">
+      <w:hyperlink w:rId="rId40">
         <w:r>
           <w:rPr>
             <w:color w:val="1F4D78"/>
@@ -3180,7 +3286,7 @@
         </w:rPr>
         <w:t xml:space="preserve">【Slowtwitch | 2026-08-14】 </w:t>
       </w:r>
-      <w:hyperlink w:rId="rId40">
+      <w:hyperlink w:rId="rId41">
         <w:r>
           <w:rPr>
             <w:color w:val="1F4D78"/>
@@ -3286,7 +3392,7 @@
         </w:rPr>
         <w:t xml:space="preserve">【Slowtwitch | 2026-08-13】 </w:t>
       </w:r>
-      <w:hyperlink w:rId="rId41">
+      <w:hyperlink w:rId="rId42">
         <w:r>
           <w:rPr>
             <w:color w:val="1F4D78"/>
@@ -3392,7 +3498,7 @@
         </w:rPr>
         <w:t xml:space="preserve">【220 Triathlon | 2026-08-13】 </w:t>
       </w:r>
-      <w:hyperlink w:rId="rId42">
+      <w:hyperlink w:rId="rId43">
         <w:r>
           <w:rPr>
             <w:color w:val="1F4D78"/>
@@ -3498,7 +3604,7 @@
         </w:rPr>
         <w:t xml:space="preserve">【Triathlete Magazine | 2026-08-13】 </w:t>
       </w:r>
-      <w:hyperlink w:rId="rId43">
+      <w:hyperlink w:rId="rId44">
         <w:r>
           <w:rPr>
             <w:color w:val="1F4D78"/>
@@ -3604,7 +3710,7 @@
         </w:rPr>
         <w:t xml:space="preserve">【Slowtwitch | 2026-08-13】 </w:t>
       </w:r>
-      <w:hyperlink w:rId="rId44">
+      <w:hyperlink w:rId="rId45">
         <w:r>
           <w:rPr>
             <w:color w:val="1F4D78"/>
@@ -3678,112 +3784,6 @@
           <w:sz w:val="19"/>
         </w:rPr>
         <w:t>2. 忘記1%的收益：追求10%的突破首先出現在Slowtwitch News上；</w:t>
-      </w:r>
-    </w:p>
-    <w:p>
-      <w:pPr>
-        <w:pStyle w:val="ListBullet"/>
-        <w:spacing w:after="40"/>
-        <w:ind w:left="576"/>
-      </w:pPr>
-      <w:r>
-        <w:rPr>
-          <w:rFonts w:ascii="Calibri" w:hAnsi="Calibri" w:eastAsia="Microsoft JhengHei"/>
-          <w:b w:val="0"/>
-          <w:color w:val="333333"/>
-          <w:sz w:val="19"/>
-        </w:rPr>
-        <w:t>3. 提供鐵人三項選手在實務備賽、運動防傷與體能恢復上的具體應用指導。。</w:t>
-      </w:r>
-    </w:p>
-    <w:p>
-      <w:pPr>
-        <w:keepNext/>
-        <w:spacing w:before="160" w:after="40"/>
-      </w:pPr>
-      <w:r>
-        <w:rPr>
-          <w:rFonts w:ascii="Calibri" w:hAnsi="Calibri" w:eastAsia="Microsoft JhengHei"/>
-          <w:b/>
-          <w:color w:val="595959"/>
-          <w:sz w:val="19"/>
-        </w:rPr>
-        <w:t xml:space="preserve">【Slowtwitch | 2026-08-12】 </w:t>
-      </w:r>
-      <w:hyperlink w:rId="rId45">
-        <w:r>
-          <w:rPr>
-            <w:color w:val="1F4D78"/>
-            <w:u w:val="single"/>
-            <w:b/>
-            <w:rFonts w:ascii="Calibri" w:hAnsi="Calibri" w:eastAsia="Microsoft JhengHei"/>
-            <w:sz w:val="22"/>
-          </w:rPr>
-          <w:t>由於加州訴訟，美國的零售定價實踐可能被迫改變</w:t>
-        </w:r>
-      </w:hyperlink>
-    </w:p>
-    <w:p>
-      <w:pPr>
-        <w:spacing w:after="40"/>
-        <w:ind w:left="360"/>
-      </w:pPr>
-      <w:r>
-        <w:rPr>
-          <w:rFonts w:ascii="Calibri" w:hAnsi="Calibri" w:eastAsia="Microsoft JhengHei"/>
-          <w:b w:val="0"/>
-          <w:i/>
-          <w:color w:val="777777"/>
-          <w:sz w:val="17"/>
-        </w:rPr>
-        <w:t>原名: Retail Pricing Practices in U.S. Might be Forced to Change Due to California Lawsuits</w:t>
-      </w:r>
-    </w:p>
-    <w:p>
-      <w:pPr>
-        <w:spacing w:after="40"/>
-        <w:ind w:left="360"/>
-      </w:pPr>
-      <w:r>
-        <w:rPr>
-          <w:rFonts w:ascii="Calibri" w:hAnsi="Calibri" w:eastAsia="Microsoft JhengHei"/>
-          <w:b/>
-          <w:color w:val="1F4D78"/>
-          <w:sz w:val="19"/>
-        </w:rPr>
-        <w:t>💡 【繁體中文 3 大重點摘要】：</w:t>
-      </w:r>
-    </w:p>
-    <w:p>
-      <w:pPr>
-        <w:pStyle w:val="ListBullet"/>
-        <w:spacing w:after="40"/>
-        <w:ind w:left="576"/>
-      </w:pPr>
-      <w:r>
-        <w:rPr>
-          <w:rFonts w:ascii="Calibri" w:hAnsi="Calibri" w:eastAsia="Microsoft JhengHei"/>
-          <w:b w:val="0"/>
-          <w:color w:val="333333"/>
-          <w:sz w:val="19"/>
-        </w:rPr>
-        <w:t>1. 繼上個月提起兩起訴訟，指控兩個大品牌有欺詐性定價行為後，零售定價行為正在接受新的審查；</w:t>
-      </w:r>
-    </w:p>
-    <w:p>
-      <w:pPr>
-        <w:pStyle w:val="ListBullet"/>
-        <w:spacing w:after="40"/>
-        <w:ind w:left="576"/>
-      </w:pPr>
-      <w:r>
-        <w:rPr>
-          <w:rFonts w:ascii="Calibri" w:hAnsi="Calibri" w:eastAsia="Microsoft JhengHei"/>
-          <w:b w:val="0"/>
-          <w:color w:val="333333"/>
-          <w:sz w:val="19"/>
-        </w:rPr>
-        <w:t>2. 零售定價實踐；</w:t>
       </w:r>
     </w:p>
     <w:p>
@@ -3825,6 +3825,112 @@
             <w:rFonts w:ascii="Calibri" w:hAnsi="Calibri" w:eastAsia="Microsoft JhengHei"/>
             <w:sz w:val="22"/>
           </w:rPr>
+          <w:t>由於加州訴訟，美國的零售定價實踐可能被迫改變</w:t>
+        </w:r>
+      </w:hyperlink>
+    </w:p>
+    <w:p>
+      <w:pPr>
+        <w:spacing w:after="40"/>
+        <w:ind w:left="360"/>
+      </w:pPr>
+      <w:r>
+        <w:rPr>
+          <w:rFonts w:ascii="Calibri" w:hAnsi="Calibri" w:eastAsia="Microsoft JhengHei"/>
+          <w:b w:val="0"/>
+          <w:i/>
+          <w:color w:val="777777"/>
+          <w:sz w:val="17"/>
+        </w:rPr>
+        <w:t>原名: Retail Pricing Practices in U.S. Might be Forced to Change Due to California Lawsuits</w:t>
+      </w:r>
+    </w:p>
+    <w:p>
+      <w:pPr>
+        <w:spacing w:after="40"/>
+        <w:ind w:left="360"/>
+      </w:pPr>
+      <w:r>
+        <w:rPr>
+          <w:rFonts w:ascii="Calibri" w:hAnsi="Calibri" w:eastAsia="Microsoft JhengHei"/>
+          <w:b/>
+          <w:color w:val="1F4D78"/>
+          <w:sz w:val="19"/>
+        </w:rPr>
+        <w:t>💡 【繁體中文 3 大重點摘要】：</w:t>
+      </w:r>
+    </w:p>
+    <w:p>
+      <w:pPr>
+        <w:pStyle w:val="ListBullet"/>
+        <w:spacing w:after="40"/>
+        <w:ind w:left="576"/>
+      </w:pPr>
+      <w:r>
+        <w:rPr>
+          <w:rFonts w:ascii="Calibri" w:hAnsi="Calibri" w:eastAsia="Microsoft JhengHei"/>
+          <w:b w:val="0"/>
+          <w:color w:val="333333"/>
+          <w:sz w:val="19"/>
+        </w:rPr>
+        <w:t>1. 繼上個月提起兩起訴訟，指控兩個大品牌有欺詐性定價行為後，零售定價行為正在接受新的審查；</w:t>
+      </w:r>
+    </w:p>
+    <w:p>
+      <w:pPr>
+        <w:pStyle w:val="ListBullet"/>
+        <w:spacing w:after="40"/>
+        <w:ind w:left="576"/>
+      </w:pPr>
+      <w:r>
+        <w:rPr>
+          <w:rFonts w:ascii="Calibri" w:hAnsi="Calibri" w:eastAsia="Microsoft JhengHei"/>
+          <w:b w:val="0"/>
+          <w:color w:val="333333"/>
+          <w:sz w:val="19"/>
+        </w:rPr>
+        <w:t>2. 零售定價實踐；</w:t>
+      </w:r>
+    </w:p>
+    <w:p>
+      <w:pPr>
+        <w:pStyle w:val="ListBullet"/>
+        <w:spacing w:after="40"/>
+        <w:ind w:left="576"/>
+      </w:pPr>
+      <w:r>
+        <w:rPr>
+          <w:rFonts w:ascii="Calibri" w:hAnsi="Calibri" w:eastAsia="Microsoft JhengHei"/>
+          <w:b w:val="0"/>
+          <w:color w:val="333333"/>
+          <w:sz w:val="19"/>
+        </w:rPr>
+        <w:t>3. 提供鐵人三項選手在實務備賽、運動防傷與體能恢復上的具體應用指導。。</w:t>
+      </w:r>
+    </w:p>
+    <w:p>
+      <w:pPr>
+        <w:keepNext/>
+        <w:spacing w:before="160" w:after="40"/>
+      </w:pPr>
+      <w:r>
+        <w:rPr>
+          <w:rFonts w:ascii="Calibri" w:hAnsi="Calibri" w:eastAsia="Microsoft JhengHei"/>
+          <w:b/>
+          <w:color w:val="595959"/>
+          <w:sz w:val="19"/>
+        </w:rPr>
+        <w:t xml:space="preserve">【Slowtwitch | 2026-08-12】 </w:t>
+      </w:r>
+      <w:hyperlink w:rId="rId47">
+        <w:r>
+          <w:rPr>
+            <w:color w:val="1F4D78"/>
+            <w:u w:val="single"/>
+            <w:b/>
+            <w:rFonts w:ascii="Calibri" w:hAnsi="Calibri" w:eastAsia="Microsoft JhengHei"/>
+            <w:sz w:val="22"/>
+          </w:rPr>
           <w:t>壺鈴是鐵人三項肌力訓練的技巧嗎？</w:t>
         </w:r>
       </w:hyperlink>
@@ -3922,7 +4028,7 @@
         </w:rPr>
         <w:t xml:space="preserve">【Triathlete Magazine | 2026-08-11】 </w:t>
       </w:r>
-      <w:hyperlink w:rId="rId47">
+      <w:hyperlink w:rId="rId48">
         <w:r>
           <w:rPr>
             <w:color w:val="1F4D78"/>
@@ -4028,7 +4134,7 @@
         </w:rPr>
         <w:t xml:space="preserve">【220 Triathlon | 2026-08-10】 </w:t>
       </w:r>
-      <w:hyperlink w:rId="rId48">
+      <w:hyperlink w:rId="rId49">
         <w:r>
           <w:rPr>
             <w:color w:val="1F4D78"/>
@@ -4496,6 +4602,59 @@
           <w:sz w:val="24"/>
         </w:rPr>
         <w:t>跑步 (Running)核心要點</w:t>
+      </w:r>
+    </w:p>
+    <w:p>
+      <w:pPr>
+        <w:pStyle w:val="ListBullet"/>
+        <w:spacing w:after="60"/>
+        <w:ind w:left="360"/>
+      </w:pPr>
+      <w:r>
+        <w:rPr>
+          <w:rFonts w:ascii="Calibri" w:hAnsi="Calibri" w:eastAsia="Microsoft JhengHei"/>
+          <w:b/>
+          <w:color w:val="333333"/>
+          <w:sz w:val="20"/>
+        </w:rPr>
+        <w:t>Julie Derron 在 T100 巡迴賽中贏得杆位並贏得溫哥華大師賽冠軍</w:t>
+      </w:r>
+      <w:r>
+        <w:rPr>
+          <w:rFonts w:ascii="Calibri" w:hAnsi="Calibri" w:eastAsia="Microsoft JhengHei"/>
+          <w:b w:val="0"/>
+          <w:color w:val="333333"/>
+          <w:sz w:val="20"/>
+        </w:rPr>
+        <w:t>：1. 在女子T100世界巡迴賽的第三場比賽中，朱莉·德隆（Julie Derron）的表現堪稱完美，輕鬆擊敗了歸來的凱特·沃（Kate Waugh）；</w:t>
+      </w:r>
+    </w:p>
+    <w:p>
+      <w:pPr>
+        <w:spacing w:after="120"/>
+      </w:pPr>
+      <w:r>
+        <w:rPr>
+          <w:rFonts w:ascii="Calibri" w:hAnsi="Calibri" w:eastAsia="Microsoft JhengHei"/>
+          <w:b w:val="0"/>
+          <w:color w:val="333333"/>
+          <w:sz w:val="20"/>
+        </w:rPr>
+        <w:t>2. 閱讀 Julie Derron Takes Pole 的完整文章；</w:t>
+      </w:r>
+    </w:p>
+    <w:p>
+      <w:pPr>
+        <w:spacing w:after="120"/>
+      </w:pPr>
+      <w:r>
+        <w:rPr>
+          <w:rFonts w:ascii="Calibri" w:hAnsi="Calibri" w:eastAsia="Microsoft JhengHei"/>
+          <w:b w:val="0"/>
+          <w:color w:val="333333"/>
+          <w:sz w:val="20"/>
+        </w:rPr>
+        <w:t>3. 提供鐵人三項選手在實務備賽、運動防傷與體能恢復上的具體應用指導。。</w:t>
       </w:r>
     </w:p>
     <w:p>
@@ -4751,7 +4910,7 @@
         <w:color w:val="777777"/>
         <w:sz w:val="18"/>
       </w:rPr>
-      <w:t>W33 鐵人新知整理報告 (中文版) | 彙整日期：2026-08-16</w:t>
+      <w:t>W34 鐵人新知整理報告 (中文版) | 彙整日期：2026-08-17</w:t>
     </w:r>
   </w:p>
 </w:ftr>
